--- a/Files_Иванова Н.А/ТЗ_Иванова Н.А.docx
+++ b/Files_Иванова Н.А/ТЗ_Иванова Н.А.docx
@@ -2,6 +2,8 @@
 <file path=word/document.xml><?xml version="1.0" encoding="utf-8"?>
 <w:document xmlns:wpc="http://schemas.microsoft.com/office/word/2010/wordprocessingCanvas" xmlns:mc="http://schemas.openxmlformats.org/markup-compatibility/2006" xmlns:o="urn:schemas-microsoft-com:office:office" xmlns:r="http://schemas.openxmlformats.org/officeDocument/2006/relationships" xmlns:m="http://schemas.openxmlformats.org/officeDocument/2006/math" xmlns:v="urn:schemas-microsoft-com:vml" xmlns:wp14="http://schemas.microsoft.com/office/word/2010/wordprocessingDrawing" xmlns:wp="http://schemas.openxmlformats.org/drawingml/2006/wordprocessingDrawing" xmlns:w10="urn:schemas-microsoft-com:office:word" xmlns:w="http://schemas.openxmlformats.org/wordprocessingml/2006/main" xmlns:w14="http://schemas.microsoft.com/office/word/2010/wordml" xmlns:w15="http://schemas.microsoft.com/office/word/2012/wordml" xmlns:wpg="http://schemas.microsoft.com/office/word/2010/wordprocessingGroup" xmlns:wpi="http://schemas.microsoft.com/office/word/2010/wordprocessingInk" xmlns:wne="http://schemas.microsoft.com/office/word/2006/wordml" xmlns:wps="http://schemas.microsoft.com/office/word/2010/wordprocessingShape" mc:Ignorable="w14 w15 wp14">
   <w:body>
+    <w:bookmarkStart w:id="0" w:name="_GoBack" w:displacedByCustomXml="next"/>
+    <w:bookmarkEnd w:id="0" w:displacedByCustomXml="next"/>
     <w:sdt>
       <w:sdtPr>
         <w:rPr>
@@ -515,7 +517,7 @@
             </w:rPr>
             <w:t xml:space="preserve"> студент учебной группы </w:t>
           </w:r>
-          <w:bookmarkStart w:id="0" w:name="_Hlk527456270"/>
+          <w:bookmarkStart w:id="1" w:name="_Hlk527456270"/>
           <w:r>
             <w:rPr>
               <w:rFonts w:eastAsia="Calibri" w:cs="Times New Roman"/>
@@ -580,7 +582,7 @@
             </w:rPr>
             <w:t>(группа)</w:t>
           </w:r>
-          <w:bookmarkEnd w:id="0"/>
+          <w:bookmarkEnd w:id="1"/>
         </w:p>
         <w:p>
           <w:pPr>
@@ -782,10 +784,12 @@
             <w:r>
               <w:rPr>
                 <w:rStyle w:val="a5"/>
-                <w:rFonts w:cs="Times New Roman"/>
+                <w:rFonts w:ascii="Segoe UI" w:hAnsi="Segoe UI" w:cs="Segoe UI"/>
+                <w:b/>
                 <w:bCs/>
-                <w:color w:val="000000" w:themeColor="text1"/>
-                <w:szCs w:val="28"/>
+                <w:color w:val="0969DA"/>
+                <w:sz w:val="21"/>
+                <w:szCs w:val="21"/>
                 <w:shd w:val="clear" w:color="auto" w:fill="FFFFFF"/>
               </w:rPr>
               <w:t>https://web-design-group.github.io/final-website-e1ova00/</w:t>
@@ -837,8 +841,6 @@
               <w:szCs w:val="20"/>
             </w:rPr>
           </w:pPr>
-          <w:bookmarkStart w:id="1" w:name="_GoBack"/>
-          <w:bookmarkEnd w:id="1"/>
         </w:p>
         <w:p>
           <w:pPr>
@@ -2478,14 +2480,36 @@
       <w:r>
         <w:t xml:space="preserve">Рисунок </w:t>
       </w:r>
-      <w:fldSimple w:instr=" SEQ Рисунок \* ARABIC ">
-        <w:r>
-          <w:rPr>
-            <w:noProof/>
-          </w:rPr>
-          <w:t>3</w:t>
-        </w:r>
-      </w:fldSimple>
+      <w:r>
+        <w:rPr>
+          <w:noProof/>
+        </w:rPr>
+        <w:fldChar w:fldCharType="begin"/>
+      </w:r>
+      <w:r>
+        <w:rPr>
+          <w:noProof/>
+        </w:rPr>
+        <w:instrText xml:space="preserve"> SEQ Рисунок \* ARABIC </w:instrText>
+      </w:r>
+      <w:r>
+        <w:rPr>
+          <w:noProof/>
+        </w:rPr>
+        <w:fldChar w:fldCharType="separate"/>
+      </w:r>
+      <w:r>
+        <w:rPr>
+          <w:noProof/>
+        </w:rPr>
+        <w:t>3</w:t>
+      </w:r>
+      <w:r>
+        <w:rPr>
+          <w:noProof/>
+        </w:rPr>
+        <w:fldChar w:fldCharType="end"/>
+      </w:r>
       <w:r>
         <w:t xml:space="preserve"> – Мудборд</w:t>
       </w:r>
@@ -6950,7 +6974,7 @@
 </file>
 
 <file path=customXml/itemProps1.xml><?xml version="1.0" encoding="utf-8"?>
-<ds:datastoreItem xmlns:ds="http://schemas.openxmlformats.org/officeDocument/2006/customXml" ds:itemID="{68A66E20-1157-41E5-8D45-801F196BFDF4}">
+<ds:datastoreItem xmlns:ds="http://schemas.openxmlformats.org/officeDocument/2006/customXml" ds:itemID="{497912E8-ADE8-4FA7-B5A8-F8CA78013BE8}">
   <ds:schemaRefs>
     <ds:schemaRef ds:uri="http://schemas.openxmlformats.org/officeDocument/2006/bibliography"/>
   </ds:schemaRefs>
